--- a/assets/labs/lab-13-report.docx
+++ b/assets/labs/lab-13-report.docx
@@ -9,21 +9,34 @@
       <w:r>
         <w:t>Lab 13 Report - Fiber Evidence and Secure-Media Comparison</w:t>
       </w:r>
+      <w:r>
+        <w:t xml:space="preserve"/>
+      </w:r>
+      <w:r>
+        <w:t/>
+      </w:r>
+      <w:r>
+        <w:t/>
+      </w:r>
     </w:p>
     <w:p>
       <w:pPr>
         <w:pStyle w:val="Heading2"/>
       </w:pPr>
       <w:r>
-        <w:t xml:space="preserve">Name: </w:t>
+        <w:t xml:space="preserve">Name:</w:t>
       </w:r>
     </w:p>
     <w:p>
       <w:pPr>
         <w:pStyle w:val="ListBullet"/>
+        <w:numPr>
+          <w:ilvl w:val="0"/>
+          <w:numId w:val="0"/>
+        </w:numPr>
       </w:pPr>
       <w:r>
-        <w:t xml:space="preserve">Lab Partners: </w:t>
+        <w:t xml:space="preserve">Lab Partners:</w:t>
       </w:r>
     </w:p>
     <w:p>
@@ -33,218 +46,320 @@
       <w:r>
         <w:t>Table 1 - Optical Power Budget (25)</w:t>
       </w:r>
+      <w:r>
+        <w:t xml:space="preserve"/>
+      </w:r>
     </w:p>
     <w:tbl>
       <w:tblPr>
         <w:tblStyle w:val="TableGrid"/>
-        <w:tblW w:type="auto" w:w="0"/>
-        <w:tblLook w:firstColumn="1" w:firstRow="1" w:lastColumn="0" w:lastRow="0" w:noHBand="0" w:noVBand="1" w:val="04A0"/>
+        <w:tblW w:w="0" w:type="auto"/>
+        <w:tblLook w:val="04A0" w:firstRow="1" w:lastRow="0" w:firstColumn="1" w:lastColumn="0" w:noHBand="0" w:noVBand="1"/>
       </w:tblPr>
       <w:tblGrid>
-        <w:gridCol w:w="1776"/>
-        <w:gridCol w:w="1776"/>
-        <w:gridCol w:w="1776"/>
-        <w:gridCol w:w="1776"/>
-        <w:gridCol w:w="1776"/>
-        <w:gridCol w:w="1776"/>
+        <w:gridCol w:w="1874"/>
+        <w:gridCol w:w="1692"/>
+        <w:gridCol w:w="1816"/>
+        <w:gridCol w:w="1816"/>
+        <w:gridCol w:w="1834"/>
+        <w:gridCol w:w="1840"/>
       </w:tblGrid>
       <w:tr>
+        <w:trPr>
+          <w:trHeight w:val="432"/>
+          <w:tblHeader/>
+        </w:trPr>
         <w:tc>
           <w:tcPr>
-            <w:tcW w:type="dxa" w:w="1776"/>
+            <w:tcW w:w="2352" w:type="dxa"/>
+            <w:shd w:val="clear" w:color="auto" w:fill="17324D"/>
+            <w:vAlign w:val="center"/>
           </w:tcPr>
           <w:p>
             <w:r>
+              <w:rPr>
+                <w:b/>
+                <w:color w:val="FFFFFF"/>
+              </w:rPr>
               <w:t>Condition</w:t>
             </w:r>
           </w:p>
         </w:tc>
         <w:tc>
           <w:tcPr>
-            <w:tcW w:type="dxa" w:w="1776"/>
+            <w:tcW w:w="2352" w:type="dxa"/>
+            <w:shd w:val="clear" w:color="auto" w:fill="17324D"/>
+            <w:vAlign w:val="center"/>
           </w:tcPr>
           <w:p>
             <w:r>
+              <w:rPr>
+                <w:b/>
+                <w:color w:val="FFFFFF"/>
+              </w:rPr>
               <w:t>Tx power</w:t>
             </w:r>
           </w:p>
         </w:tc>
         <w:tc>
           <w:tcPr>
-            <w:tcW w:type="dxa" w:w="1776"/>
+            <w:tcW w:w="2352" w:type="dxa"/>
+            <w:shd w:val="clear" w:color="auto" w:fill="17324D"/>
+            <w:vAlign w:val="center"/>
           </w:tcPr>
           <w:p>
             <w:r>
+              <w:rPr>
+                <w:b/>
+                <w:color w:val="FFFFFF"/>
+              </w:rPr>
               <w:t>Fiber loss</w:t>
             </w:r>
           </w:p>
         </w:tc>
         <w:tc>
           <w:tcPr>
-            <w:tcW w:type="dxa" w:w="1776"/>
+            <w:tcW w:w="2352" w:type="dxa"/>
+            <w:shd w:val="clear" w:color="auto" w:fill="17324D"/>
+            <w:vAlign w:val="center"/>
           </w:tcPr>
           <w:p>
             <w:r>
+              <w:rPr>
+                <w:b/>
+                <w:color w:val="FFFFFF"/>
+              </w:rPr>
               <w:t>Event losses</w:t>
             </w:r>
           </w:p>
         </w:tc>
         <w:tc>
           <w:tcPr>
-            <w:tcW w:type="dxa" w:w="1776"/>
+            <w:tcW w:w="2352" w:type="dxa"/>
+            <w:shd w:val="clear" w:color="auto" w:fill="17324D"/>
+            <w:vAlign w:val="center"/>
           </w:tcPr>
           <w:p>
             <w:r>
+              <w:rPr>
+                <w:b/>
+                <w:color w:val="FFFFFF"/>
+              </w:rPr>
               <w:t>Rx power</w:t>
             </w:r>
           </w:p>
         </w:tc>
         <w:tc>
           <w:tcPr>
-            <w:tcW w:type="dxa" w:w="1776"/>
+            <w:tcW w:w="2352" w:type="dxa"/>
+            <w:shd w:val="clear" w:color="auto" w:fill="17324D"/>
+            <w:vAlign w:val="center"/>
           </w:tcPr>
           <w:p>
             <w:r>
+              <w:rPr>
+                <w:b/>
+                <w:color w:val="FFFFFF"/>
+              </w:rPr>
               <w:t>Margin/pass</w:t>
             </w:r>
           </w:p>
         </w:tc>
       </w:tr>
       <w:tr>
+        <w:trPr>
+          <w:trHeight w:val="490"/>
+        </w:trPr>
         <w:tc>
           <w:tcPr>
-            <w:tcW w:type="dxa" w:w="1776"/>
+            <w:tcW w:w="2352" w:type="dxa"/>
+            <w:vAlign w:val="center"/>
           </w:tcPr>
           <w:p>
             <w:r>
+              <w:rPr>
+                <w:b w:val="0"/>
+              </w:rPr>
               <w:t>Baseline</w:t>
             </w:r>
           </w:p>
         </w:tc>
         <w:tc>
           <w:tcPr>
-            <w:tcW w:type="dxa" w:w="1776"/>
+            <w:tcW w:w="2352" w:type="dxa"/>
+            <w:vAlign w:val="center"/>
           </w:tcPr>
-          <w:p/>
+          <w:p>
+            <w:r>
+              <w:rPr>
+                <w:b w:val="0"/>
+              </w:rPr>
+            </w:r>
+          </w:p>
         </w:tc>
         <w:tc>
           <w:tcPr>
-            <w:tcW w:type="dxa" w:w="1776"/>
+            <w:tcW w:w="2352" w:type="dxa"/>
+            <w:vAlign w:val="center"/>
           </w:tcPr>
-          <w:p/>
+          <w:p>
+            <w:r>
+              <w:rPr>
+                <w:b w:val="0"/>
+              </w:rPr>
+            </w:r>
+          </w:p>
         </w:tc>
         <w:tc>
           <w:tcPr>
-            <w:tcW w:type="dxa" w:w="1776"/>
+            <w:tcW w:w="2352" w:type="dxa"/>
+            <w:vAlign w:val="center"/>
           </w:tcPr>
-          <w:p/>
+          <w:p>
+            <w:r>
+              <w:rPr>
+                <w:b w:val="0"/>
+              </w:rPr>
+            </w:r>
+          </w:p>
         </w:tc>
         <w:tc>
           <w:tcPr>
-            <w:tcW w:type="dxa" w:w="1776"/>
+            <w:tcW w:w="2352" w:type="dxa"/>
+            <w:vAlign w:val="center"/>
           </w:tcPr>
-          <w:p/>
+          <w:p>
+            <w:r>
+              <w:rPr>
+                <w:b w:val="0"/>
+              </w:rPr>
+            </w:r>
+          </w:p>
         </w:tc>
         <w:tc>
           <w:tcPr>
-            <w:tcW w:type="dxa" w:w="1776"/>
+            <w:tcW w:w="2352" w:type="dxa"/>
+            <w:vAlign w:val="center"/>
           </w:tcPr>
-          <w:p/>
+          <w:p>
+            <w:r>
+              <w:rPr>
+                <w:b w:val="0"/>
+              </w:rPr>
+            </w:r>
+          </w:p>
         </w:tc>
       </w:tr>
       <w:tr>
+        <w:trPr>
+          <w:trHeight w:val="490"/>
+        </w:trPr>
         <w:tc>
           <w:tcPr>
-            <w:tcW w:type="dxa" w:w="1776"/>
+            <w:tcW w:w="2352" w:type="dxa"/>
+            <w:shd w:val="clear" w:color="auto" w:fill="EAF2F7"/>
+            <w:vAlign w:val="center"/>
           </w:tcPr>
           <w:p>
             <w:r>
+              <w:rPr>
+                <w:b w:val="0"/>
+              </w:rPr>
               <w:t>Changed loss</w:t>
             </w:r>
           </w:p>
         </w:tc>
         <w:tc>
           <w:tcPr>
-            <w:tcW w:type="dxa" w:w="1776"/>
-          </w:tcPr>
-          <w:p/>
-        </w:tc>
-        <w:tc>
-          <w:tcPr>
-            <w:tcW w:type="dxa" w:w="1776"/>
-          </w:tcPr>
-          <w:p/>
-        </w:tc>
-        <w:tc>
-          <w:tcPr>
-            <w:tcW w:type="dxa" w:w="1776"/>
-          </w:tcPr>
-          <w:p/>
-        </w:tc>
-        <w:tc>
-          <w:tcPr>
-            <w:tcW w:type="dxa" w:w="1776"/>
-          </w:tcPr>
-          <w:p/>
-        </w:tc>
-        <w:tc>
-          <w:tcPr>
-            <w:tcW w:type="dxa" w:w="1776"/>
-          </w:tcPr>
-          <w:p/>
-        </w:tc>
-      </w:tr>
-      <w:tr>
-        <w:tc>
-          <w:tcPr>
-            <w:tcW w:type="dxa" w:w="1776"/>
+            <w:tcW w:w="2352" w:type="dxa"/>
+            <w:shd w:val="clear" w:color="auto" w:fill="EAF2F7"/>
+            <w:vAlign w:val="center"/>
           </w:tcPr>
           <w:p>
             <w:r>
-              <w:t>Design allowance</w:t>
+              <w:rPr>
+                <w:b w:val="0"/>
+              </w:rPr>
             </w:r>
           </w:p>
         </w:tc>
         <w:tc>
           <w:tcPr>
-            <w:tcW w:type="dxa" w:w="1776"/>
+            <w:tcW w:w="2352" w:type="dxa"/>
+            <w:shd w:val="clear" w:color="auto" w:fill="EAF2F7"/>
+            <w:vAlign w:val="center"/>
           </w:tcPr>
-          <w:p/>
+          <w:p>
+            <w:r>
+              <w:rPr>
+                <w:b w:val="0"/>
+              </w:rPr>
+            </w:r>
+          </w:p>
         </w:tc>
         <w:tc>
           <w:tcPr>
-            <w:tcW w:type="dxa" w:w="1776"/>
+            <w:tcW w:w="2352" w:type="dxa"/>
+            <w:shd w:val="clear" w:color="auto" w:fill="EAF2F7"/>
+            <w:vAlign w:val="center"/>
           </w:tcPr>
-          <w:p/>
+          <w:p>
+            <w:r>
+              <w:rPr>
+                <w:b w:val="0"/>
+              </w:rPr>
+            </w:r>
+          </w:p>
         </w:tc>
         <w:tc>
           <w:tcPr>
-            <w:tcW w:type="dxa" w:w="1776"/>
+            <w:tcW w:w="2352" w:type="dxa"/>
+            <w:shd w:val="clear" w:color="auto" w:fill="EAF2F7"/>
+            <w:vAlign w:val="center"/>
           </w:tcPr>
-          <w:p/>
+          <w:p>
+            <w:r>
+              <w:rPr>
+                <w:b w:val="0"/>
+              </w:rPr>
+            </w:r>
+          </w:p>
         </w:tc>
         <w:tc>
           <w:tcPr>
-            <w:tcW w:type="dxa" w:w="1776"/>
+            <w:tcW w:w="2352" w:type="dxa"/>
+            <w:shd w:val="clear" w:color="auto" w:fill="EAF2F7"/>
+            <w:vAlign w:val="center"/>
           </w:tcPr>
-          <w:p/>
-        </w:tc>
-        <w:tc>
-          <w:tcPr>
-            <w:tcW w:type="dxa" w:w="1776"/>
-          </w:tcPr>
-          <w:p/>
+          <w:p>
+            <w:r>
+              <w:rPr>
+                <w:b w:val="0"/>
+              </w:rPr>
+            </w:r>
+          </w:p>
         </w:tc>
       </w:tr>
     </w:tbl>
     <w:p>
+      <w:pPr>
+        <w:spacing w:after="200"/>
+        <w:rPr>
+          <w:i/>
+          <w:iCs/>
+        </w:rPr>
+      </w:pPr>
       <w:r>
+        <w:rPr>
+          <w:i/>
+          <w:iCs/>
+        </w:rPr>
         <w:t>Show one complete link budget.</w:t>
       </w:r>
     </w:p>
     <w:p>
       <w:r>
-        <w:t>________________________________________________________________________________</w:t>
+        <w:br/>
       </w:r>
     </w:p>
     <w:p>
@@ -252,304 +367,411 @@
         <w:pStyle w:val="Heading1"/>
       </w:pPr>
       <w:r>
-        <w:t>Table 2 - Connector and OTDR Evidence (25)</w:t>
+        <w:t>Table 2 - Loss and OTDR Evidence (25)</w:t>
+      </w:r>
+      <w:r>
+        <w:t xml:space="preserve"/>
       </w:r>
     </w:p>
     <w:tbl>
       <w:tblPr>
         <w:tblStyle w:val="TableGrid"/>
-        <w:tblW w:type="auto" w:w="0"/>
-        <w:tblLook w:firstColumn="1" w:firstRow="1" w:lastColumn="0" w:lastRow="0" w:noHBand="0" w:noVBand="1" w:val="04A0"/>
+        <w:tblW w:w="0" w:type="auto"/>
+        <w:tblLook w:val="04A0" w:firstRow="1" w:lastRow="0" w:firstColumn="1" w:lastColumn="0" w:noHBand="0" w:noVBand="1"/>
       </w:tblPr>
       <w:tblGrid>
-        <w:gridCol w:w="1776"/>
-        <w:gridCol w:w="1776"/>
-        <w:gridCol w:w="1776"/>
-        <w:gridCol w:w="1776"/>
-        <w:gridCol w:w="1776"/>
-        <w:gridCol w:w="1776"/>
+        <w:gridCol w:w="1874"/>
+        <w:gridCol w:w="1692"/>
+        <w:gridCol w:w="1816"/>
+        <w:gridCol w:w="1816"/>
+        <w:gridCol w:w="1834"/>
+        <w:gridCol w:w="1840"/>
       </w:tblGrid>
       <w:tr>
+        <w:trPr>
+          <w:trHeight w:val="432"/>
+          <w:tblHeader/>
+        </w:trPr>
         <w:tc>
           <w:tcPr>
-            <w:tcW w:type="dxa" w:w="1776"/>
+            <w:tcW w:w="2352" w:type="dxa"/>
+            <w:shd w:val="clear" w:color="auto" w:fill="17324D"/>
+            <w:vAlign w:val="center"/>
           </w:tcPr>
           <w:p>
             <w:r>
+              <w:rPr>
+                <w:b/>
+                <w:color w:val="FFFFFF"/>
+              </w:rPr>
               <w:t>Case</w:t>
             </w:r>
           </w:p>
         </w:tc>
         <w:tc>
           <w:tcPr>
-            <w:tcW w:type="dxa" w:w="1776"/>
+            <w:tcW w:w="2352" w:type="dxa"/>
+            <w:shd w:val="clear" w:color="auto" w:fill="17324D"/>
+            <w:vAlign w:val="center"/>
           </w:tcPr>
           <w:p>
             <w:r>
+              <w:rPr>
+                <w:b/>
+                <w:color w:val="FFFFFF"/>
+              </w:rPr>
               <w:t>Distance</w:t>
             </w:r>
           </w:p>
         </w:tc>
         <w:tc>
           <w:tcPr>
-            <w:tcW w:type="dxa" w:w="1776"/>
+            <w:tcW w:w="2352" w:type="dxa"/>
+            <w:shd w:val="clear" w:color="auto" w:fill="17324D"/>
+            <w:vAlign w:val="center"/>
           </w:tcPr>
           <w:p>
             <w:r>
+              <w:rPr>
+                <w:b/>
+                <w:color w:val="FFFFFF"/>
+              </w:rPr>
               <w:t>Reflective?</w:t>
             </w:r>
           </w:p>
         </w:tc>
         <w:tc>
           <w:tcPr>
-            <w:tcW w:type="dxa" w:w="1776"/>
+            <w:tcW w:w="2352" w:type="dxa"/>
+            <w:shd w:val="clear" w:color="auto" w:fill="17324D"/>
+            <w:vAlign w:val="center"/>
           </w:tcPr>
           <w:p>
             <w:r>
+              <w:rPr>
+                <w:b/>
+                <w:color w:val="FFFFFF"/>
+              </w:rPr>
               <w:t>Loss/change</w:t>
             </w:r>
           </w:p>
         </w:tc>
         <w:tc>
           <w:tcPr>
-            <w:tcW w:type="dxa" w:w="1776"/>
+            <w:tcW w:w="2352" w:type="dxa"/>
+            <w:shd w:val="clear" w:color="auto" w:fill="17324D"/>
+            <w:vAlign w:val="center"/>
           </w:tcPr>
           <w:p>
             <w:r>
+              <w:rPr>
+                <w:b/>
+                <w:color w:val="FFFFFF"/>
+              </w:rPr>
               <w:t>Classification</w:t>
             </w:r>
           </w:p>
         </w:tc>
         <w:tc>
           <w:tcPr>
-            <w:tcW w:type="dxa" w:w="1776"/>
+            <w:tcW w:w="2352" w:type="dxa"/>
+            <w:shd w:val="clear" w:color="auto" w:fill="17324D"/>
+            <w:vAlign w:val="center"/>
           </w:tcPr>
           <w:p>
             <w:r>
+              <w:rPr>
+                <w:b/>
+                <w:color w:val="FFFFFF"/>
+              </w:rPr>
               <w:t>Uncertainty</w:t>
             </w:r>
           </w:p>
         </w:tc>
       </w:tr>
       <w:tr>
+        <w:trPr>
+          <w:trHeight w:val="490"/>
+        </w:trPr>
         <w:tc>
           <w:tcPr>
-            <w:tcW w:type="dxa" w:w="1776"/>
+            <w:tcW w:w="2352" w:type="dxa"/>
+            <w:vAlign w:val="center"/>
           </w:tcPr>
           <w:p>
             <w:r>
-              <w:t>Clean</w:t>
+              <w:rPr>
+                <w:b w:val="0"/>
+              </w:rPr>
+              <w:t>Clean baseline</w:t>
             </w:r>
           </w:p>
         </w:tc>
         <w:tc>
           <w:tcPr>
-            <w:tcW w:type="dxa" w:w="1776"/>
-          </w:tcPr>
-          <w:p/>
-        </w:tc>
-        <w:tc>
-          <w:tcPr>
-            <w:tcW w:type="dxa" w:w="1776"/>
-          </w:tcPr>
-          <w:p/>
-        </w:tc>
-        <w:tc>
-          <w:tcPr>
-            <w:tcW w:type="dxa" w:w="1776"/>
-          </w:tcPr>
-          <w:p/>
-        </w:tc>
-        <w:tc>
-          <w:tcPr>
-            <w:tcW w:type="dxa" w:w="1776"/>
-          </w:tcPr>
-          <w:p/>
-        </w:tc>
-        <w:tc>
-          <w:tcPr>
-            <w:tcW w:type="dxa" w:w="1776"/>
-          </w:tcPr>
-          <w:p/>
-        </w:tc>
-      </w:tr>
-      <w:tr>
-        <w:tc>
-          <w:tcPr>
-            <w:tcW w:type="dxa" w:w="1776"/>
+            <w:tcW w:w="2352" w:type="dxa"/>
+            <w:vAlign w:val="center"/>
           </w:tcPr>
           <w:p>
             <w:r>
-              <w:t>Connector case</w:t>
+              <w:rPr>
+                <w:b w:val="0"/>
+              </w:rPr>
             </w:r>
           </w:p>
         </w:tc>
         <w:tc>
           <w:tcPr>
-            <w:tcW w:type="dxa" w:w="1776"/>
-          </w:tcPr>
-          <w:p/>
-        </w:tc>
-        <w:tc>
-          <w:tcPr>
-            <w:tcW w:type="dxa" w:w="1776"/>
-          </w:tcPr>
-          <w:p/>
-        </w:tc>
-        <w:tc>
-          <w:tcPr>
-            <w:tcW w:type="dxa" w:w="1776"/>
-          </w:tcPr>
-          <w:p/>
-        </w:tc>
-        <w:tc>
-          <w:tcPr>
-            <w:tcW w:type="dxa" w:w="1776"/>
-          </w:tcPr>
-          <w:p/>
-        </w:tc>
-        <w:tc>
-          <w:tcPr>
-            <w:tcW w:type="dxa" w:w="1776"/>
-          </w:tcPr>
-          <w:p/>
-        </w:tc>
-      </w:tr>
-      <w:tr>
-        <w:tc>
-          <w:tcPr>
-            <w:tcW w:type="dxa" w:w="1776"/>
+            <w:tcW w:w="2352" w:type="dxa"/>
+            <w:vAlign w:val="center"/>
           </w:tcPr>
           <w:p>
             <w:r>
-              <w:t>Bend/loss case</w:t>
+              <w:rPr>
+                <w:b w:val="0"/>
+              </w:rPr>
             </w:r>
           </w:p>
         </w:tc>
         <w:tc>
           <w:tcPr>
-            <w:tcW w:type="dxa" w:w="1776"/>
-          </w:tcPr>
-          <w:p/>
-        </w:tc>
-        <w:tc>
-          <w:tcPr>
-            <w:tcW w:type="dxa" w:w="1776"/>
-          </w:tcPr>
-          <w:p/>
-        </w:tc>
-        <w:tc>
-          <w:tcPr>
-            <w:tcW w:type="dxa" w:w="1776"/>
-          </w:tcPr>
-          <w:p/>
-        </w:tc>
-        <w:tc>
-          <w:tcPr>
-            <w:tcW w:type="dxa" w:w="1776"/>
-          </w:tcPr>
-          <w:p/>
-        </w:tc>
-        <w:tc>
-          <w:tcPr>
-            <w:tcW w:type="dxa" w:w="1776"/>
-          </w:tcPr>
-          <w:p/>
-        </w:tc>
-      </w:tr>
-      <w:tr>
-        <w:tc>
-          <w:tcPr>
-            <w:tcW w:type="dxa" w:w="1776"/>
+            <w:tcW w:w="2352" w:type="dxa"/>
+            <w:vAlign w:val="center"/>
           </w:tcPr>
           <w:p>
             <w:r>
-              <w:t>Open/end case</w:t>
+              <w:rPr>
+                <w:b w:val="0"/>
+              </w:rPr>
             </w:r>
           </w:p>
         </w:tc>
         <w:tc>
           <w:tcPr>
-            <w:tcW w:type="dxa" w:w="1776"/>
-          </w:tcPr>
-          <w:p/>
-        </w:tc>
-        <w:tc>
-          <w:tcPr>
-            <w:tcW w:type="dxa" w:w="1776"/>
-          </w:tcPr>
-          <w:p/>
-        </w:tc>
-        <w:tc>
-          <w:tcPr>
-            <w:tcW w:type="dxa" w:w="1776"/>
-          </w:tcPr>
-          <w:p/>
-        </w:tc>
-        <w:tc>
-          <w:tcPr>
-            <w:tcW w:type="dxa" w:w="1776"/>
-          </w:tcPr>
-          <w:p/>
-        </w:tc>
-        <w:tc>
-          <w:tcPr>
-            <w:tcW w:type="dxa" w:w="1776"/>
-          </w:tcPr>
-          <w:p/>
-        </w:tc>
-      </w:tr>
-      <w:tr>
-        <w:tc>
-          <w:tcPr>
-            <w:tcW w:type="dxa" w:w="1776"/>
+            <w:tcW w:w="2352" w:type="dxa"/>
+            <w:vAlign w:val="center"/>
           </w:tcPr>
           <w:p>
             <w:r>
-              <w:t>Unknown</w:t>
+              <w:rPr>
+                <w:b w:val="0"/>
+              </w:rPr>
             </w:r>
           </w:p>
         </w:tc>
         <w:tc>
           <w:tcPr>
-            <w:tcW w:type="dxa" w:w="1776"/>
+            <w:tcW w:w="2352" w:type="dxa"/>
+            <w:vAlign w:val="center"/>
           </w:tcPr>
-          <w:p/>
+          <w:p>
+            <w:r>
+              <w:rPr>
+                <w:b w:val="0"/>
+              </w:rPr>
+            </w:r>
+          </w:p>
+        </w:tc>
+      </w:tr>
+      <w:tr>
+        <w:trPr>
+          <w:trHeight w:val="490"/>
+        </w:trPr>
+        <w:tc>
+          <w:tcPr>
+            <w:tcW w:w="2352" w:type="dxa"/>
+            <w:shd w:val="clear" w:color="auto" w:fill="EAF2F7"/>
+            <w:vAlign w:val="center"/>
+          </w:tcPr>
+          <w:p>
+            <w:r>
+              <w:rPr>
+                <w:b w:val="0"/>
+              </w:rPr>
+              <w:t>Assigned loss case</w:t>
+            </w:r>
+          </w:p>
         </w:tc>
         <w:tc>
           <w:tcPr>
-            <w:tcW w:type="dxa" w:w="1776"/>
+            <w:tcW w:w="2352" w:type="dxa"/>
+            <w:shd w:val="clear" w:color="auto" w:fill="EAF2F7"/>
+            <w:vAlign w:val="center"/>
           </w:tcPr>
-          <w:p/>
+          <w:p>
+            <w:r>
+              <w:rPr>
+                <w:b w:val="0"/>
+              </w:rPr>
+            </w:r>
+          </w:p>
         </w:tc>
         <w:tc>
           <w:tcPr>
-            <w:tcW w:type="dxa" w:w="1776"/>
+            <w:tcW w:w="2352" w:type="dxa"/>
+            <w:shd w:val="clear" w:color="auto" w:fill="EAF2F7"/>
+            <w:vAlign w:val="center"/>
           </w:tcPr>
-          <w:p/>
+          <w:p>
+            <w:r>
+              <w:rPr>
+                <w:b w:val="0"/>
+              </w:rPr>
+            </w:r>
+          </w:p>
         </w:tc>
         <w:tc>
           <w:tcPr>
-            <w:tcW w:type="dxa" w:w="1776"/>
+            <w:tcW w:w="2352" w:type="dxa"/>
+            <w:shd w:val="clear" w:color="auto" w:fill="EAF2F7"/>
+            <w:vAlign w:val="center"/>
           </w:tcPr>
-          <w:p/>
+          <w:p>
+            <w:r>
+              <w:rPr>
+                <w:b w:val="0"/>
+              </w:rPr>
+            </w:r>
+          </w:p>
         </w:tc>
         <w:tc>
           <w:tcPr>
-            <w:tcW w:type="dxa" w:w="1776"/>
+            <w:tcW w:w="2352" w:type="dxa"/>
+            <w:shd w:val="clear" w:color="auto" w:fill="EAF2F7"/>
+            <w:vAlign w:val="center"/>
           </w:tcPr>
-          <w:p/>
+          <w:p>
+            <w:r>
+              <w:rPr>
+                <w:b w:val="0"/>
+              </w:rPr>
+            </w:r>
+          </w:p>
+        </w:tc>
+        <w:tc>
+          <w:tcPr>
+            <w:tcW w:w="2352" w:type="dxa"/>
+            <w:shd w:val="clear" w:color="auto" w:fill="EAF2F7"/>
+            <w:vAlign w:val="center"/>
+          </w:tcPr>
+          <w:p>
+            <w:r>
+              <w:rPr>
+                <w:b w:val="0"/>
+              </w:rPr>
+            </w:r>
+          </w:p>
+        </w:tc>
+      </w:tr>
+      <w:tr>
+        <w:trPr>
+          <w:trHeight w:val="490"/>
+        </w:trPr>
+        <w:tc>
+          <w:tcPr>
+            <w:tcW w:w="2352" w:type="dxa"/>
+            <w:vAlign w:val="center"/>
+          </w:tcPr>
+          <w:p>
+            <w:r>
+              <w:rPr>
+                <w:b w:val="0"/>
+              </w:rPr>
+              <w:t>Unknown OTDR event</w:t>
+            </w:r>
+          </w:p>
+        </w:tc>
+        <w:tc>
+          <w:tcPr>
+            <w:tcW w:w="2352" w:type="dxa"/>
+            <w:vAlign w:val="center"/>
+          </w:tcPr>
+          <w:p>
+            <w:r>
+              <w:rPr>
+                <w:b w:val="0"/>
+              </w:rPr>
+            </w:r>
+          </w:p>
+        </w:tc>
+        <w:tc>
+          <w:tcPr>
+            <w:tcW w:w="2352" w:type="dxa"/>
+            <w:vAlign w:val="center"/>
+          </w:tcPr>
+          <w:p>
+            <w:r>
+              <w:rPr>
+                <w:b w:val="0"/>
+              </w:rPr>
+            </w:r>
+          </w:p>
+        </w:tc>
+        <w:tc>
+          <w:tcPr>
+            <w:tcW w:w="2352" w:type="dxa"/>
+            <w:vAlign w:val="center"/>
+          </w:tcPr>
+          <w:p>
+            <w:r>
+              <w:rPr>
+                <w:b w:val="0"/>
+              </w:rPr>
+            </w:r>
+          </w:p>
+        </w:tc>
+        <w:tc>
+          <w:tcPr>
+            <w:tcW w:w="2352" w:type="dxa"/>
+            <w:vAlign w:val="center"/>
+          </w:tcPr>
+          <w:p>
+            <w:r>
+              <w:rPr>
+                <w:b w:val="0"/>
+              </w:rPr>
+            </w:r>
+          </w:p>
+        </w:tc>
+        <w:tc>
+          <w:tcPr>
+            <w:tcW w:w="2352" w:type="dxa"/>
+            <w:vAlign w:val="center"/>
+          </w:tcPr>
+          <w:p>
+            <w:r>
+              <w:rPr>
+                <w:b w:val="0"/>
+              </w:rPr>
+            </w:r>
+          </w:p>
         </w:tc>
       </w:tr>
     </w:tbl>
     <w:p>
+      <w:pPr>
+        <w:spacing w:after="200"/>
+        <w:rPr>
+          <w:i/>
+          <w:iCs/>
+        </w:rPr>
+      </w:pPr>
       <w:r>
+        <w:rPr>
+          <w:i/>
+          <w:iCs/>
+        </w:rPr>
         <w:t>Show one distance calculation.</w:t>
       </w:r>
     </w:p>
     <w:p>
       <w:r>
-        <w:t>________________________________________________________________________________</w:t>
+        <w:br/>
+      </w:r>
+    </w:p>
+    <w:p>
+      <w:r>
+        <w:br w:type="page"/>
       </w:r>
     </w:p>
     <w:p>
@@ -559,218 +781,409 @@
       <w:r>
         <w:t>Table 3 - Secure-Media Decision (20)</w:t>
       </w:r>
+      <w:r>
+        <w:t xml:space="preserve"/>
+      </w:r>
     </w:p>
     <w:tbl>
       <w:tblPr>
         <w:tblStyle w:val="TableGrid"/>
-        <w:tblW w:type="auto" w:w="0"/>
-        <w:tblLook w:firstColumn="1" w:firstRow="1" w:lastColumn="0" w:lastRow="0" w:noHBand="0" w:noVBand="1" w:val="04A0"/>
+        <w:tblW w:w="0" w:type="auto"/>
+        <w:tblLook w:val="04A0" w:firstRow="1" w:lastRow="0" w:firstColumn="1" w:lastColumn="0" w:noHBand="0" w:noVBand="1"/>
       </w:tblPr>
       <w:tblGrid>
-        <w:gridCol w:w="1776"/>
-        <w:gridCol w:w="1776"/>
-        <w:gridCol w:w="1776"/>
-        <w:gridCol w:w="1776"/>
-        <w:gridCol w:w="1776"/>
-        <w:gridCol w:w="1776"/>
+        <w:gridCol w:w="1874"/>
+        <w:gridCol w:w="1692"/>
+        <w:gridCol w:w="1816"/>
+        <w:gridCol w:w="1816"/>
+        <w:gridCol w:w="1834"/>
+        <w:gridCol w:w="1840"/>
       </w:tblGrid>
       <w:tr>
+        <w:trPr>
+          <w:trHeight w:val="432"/>
+          <w:tblHeader/>
+        </w:trPr>
         <w:tc>
           <w:tcPr>
-            <w:tcW w:type="dxa" w:w="1776"/>
+            <w:tcW w:w="2352" w:type="dxa"/>
+            <w:shd w:val="clear" w:color="auto" w:fill="17324D"/>
+            <w:vAlign w:val="center"/>
           </w:tcPr>
           <w:p>
             <w:r>
+              <w:rPr>
+                <w:b/>
+                <w:color w:val="FFFFFF"/>
+              </w:rPr>
               <w:t>Medium</w:t>
             </w:r>
           </w:p>
         </w:tc>
         <w:tc>
           <w:tcPr>
-            <w:tcW w:type="dxa" w:w="1776"/>
+            <w:tcW w:w="2352" w:type="dxa"/>
+            <w:shd w:val="clear" w:color="auto" w:fill="17324D"/>
+            <w:vAlign w:val="center"/>
           </w:tcPr>
           <w:p>
             <w:r>
+              <w:rPr>
+                <w:b/>
+                <w:color w:val="FFFFFF"/>
+              </w:rPr>
               <w:t>Capacity/range</w:t>
             </w:r>
           </w:p>
         </w:tc>
         <w:tc>
           <w:tcPr>
-            <w:tcW w:type="dxa" w:w="1776"/>
+            <w:tcW w:w="2352" w:type="dxa"/>
+            <w:shd w:val="clear" w:color="auto" w:fill="17324D"/>
+            <w:vAlign w:val="center"/>
           </w:tcPr>
           <w:p>
             <w:r>
+              <w:rPr>
+                <w:b/>
+                <w:color w:val="FFFFFF"/>
+              </w:rPr>
               <w:t>EMI</w:t>
             </w:r>
           </w:p>
         </w:tc>
         <w:tc>
           <w:tcPr>
-            <w:tcW w:type="dxa" w:w="1776"/>
+            <w:tcW w:w="2352" w:type="dxa"/>
+            <w:shd w:val="clear" w:color="auto" w:fill="17324D"/>
+            <w:vAlign w:val="center"/>
           </w:tcPr>
           <w:p>
             <w:r>
+              <w:rPr>
+                <w:b/>
+                <w:color w:val="FFFFFF"/>
+              </w:rPr>
               <w:t>Physical access</w:t>
             </w:r>
           </w:p>
         </w:tc>
         <w:tc>
           <w:tcPr>
-            <w:tcW w:type="dxa" w:w="1776"/>
+            <w:tcW w:w="2352" w:type="dxa"/>
+            <w:shd w:val="clear" w:color="auto" w:fill="17324D"/>
+            <w:vAlign w:val="center"/>
           </w:tcPr>
           <w:p>
             <w:r>
+              <w:rPr>
+                <w:b/>
+                <w:color w:val="FFFFFF"/>
+              </w:rPr>
               <w:t>Detectability</w:t>
             </w:r>
           </w:p>
         </w:tc>
         <w:tc>
           <w:tcPr>
-            <w:tcW w:type="dxa" w:w="1776"/>
+            <w:tcW w:w="2352" w:type="dxa"/>
+            <w:shd w:val="clear" w:color="auto" w:fill="17324D"/>
+            <w:vAlign w:val="center"/>
           </w:tcPr>
           <w:p>
             <w:r>
+              <w:rPr>
+                <w:b/>
+                <w:color w:val="FFFFFF"/>
+              </w:rPr>
               <w:t>Controls/decision</w:t>
             </w:r>
           </w:p>
         </w:tc>
       </w:tr>
       <w:tr>
+        <w:trPr>
+          <w:trHeight w:val="490"/>
+        </w:trPr>
         <w:tc>
           <w:tcPr>
-            <w:tcW w:type="dxa" w:w="1776"/>
+            <w:tcW w:w="2352" w:type="dxa"/>
+            <w:vAlign w:val="center"/>
           </w:tcPr>
           <w:p>
             <w:r>
+              <w:rPr>
+                <w:b w:val="0"/>
+              </w:rPr>
               <w:t>Copper</w:t>
             </w:r>
           </w:p>
         </w:tc>
         <w:tc>
           <w:tcPr>
-            <w:tcW w:type="dxa" w:w="1776"/>
+            <w:tcW w:w="2352" w:type="dxa"/>
+            <w:vAlign w:val="center"/>
           </w:tcPr>
-          <w:p/>
+          <w:p>
+            <w:r>
+              <w:rPr>
+                <w:b w:val="0"/>
+              </w:rPr>
+            </w:r>
+          </w:p>
         </w:tc>
         <w:tc>
           <w:tcPr>
-            <w:tcW w:type="dxa" w:w="1776"/>
+            <w:tcW w:w="2352" w:type="dxa"/>
+            <w:vAlign w:val="center"/>
           </w:tcPr>
-          <w:p/>
+          <w:p>
+            <w:r>
+              <w:rPr>
+                <w:b w:val="0"/>
+              </w:rPr>
+            </w:r>
+          </w:p>
         </w:tc>
         <w:tc>
           <w:tcPr>
-            <w:tcW w:type="dxa" w:w="1776"/>
+            <w:tcW w:w="2352" w:type="dxa"/>
+            <w:vAlign w:val="center"/>
           </w:tcPr>
-          <w:p/>
+          <w:p>
+            <w:r>
+              <w:rPr>
+                <w:b w:val="0"/>
+              </w:rPr>
+            </w:r>
+          </w:p>
         </w:tc>
         <w:tc>
           <w:tcPr>
-            <w:tcW w:type="dxa" w:w="1776"/>
+            <w:tcW w:w="2352" w:type="dxa"/>
+            <w:vAlign w:val="center"/>
           </w:tcPr>
-          <w:p/>
+          <w:p>
+            <w:r>
+              <w:rPr>
+                <w:b w:val="0"/>
+              </w:rPr>
+            </w:r>
+          </w:p>
         </w:tc>
         <w:tc>
           <w:tcPr>
-            <w:tcW w:type="dxa" w:w="1776"/>
+            <w:tcW w:w="2352" w:type="dxa"/>
+            <w:vAlign w:val="center"/>
           </w:tcPr>
-          <w:p/>
+          <w:p>
+            <w:r>
+              <w:rPr>
+                <w:b w:val="0"/>
+              </w:rPr>
+            </w:r>
+          </w:p>
         </w:tc>
       </w:tr>
       <w:tr>
+        <w:trPr>
+          <w:trHeight w:val="490"/>
+        </w:trPr>
         <w:tc>
           <w:tcPr>
-            <w:tcW w:type="dxa" w:w="1776"/>
+            <w:tcW w:w="2352" w:type="dxa"/>
+            <w:shd w:val="clear" w:color="auto" w:fill="EAF2F7"/>
+            <w:vAlign w:val="center"/>
           </w:tcPr>
           <w:p>
             <w:r>
+              <w:rPr>
+                <w:b w:val="0"/>
+              </w:rPr>
               <w:t>Fiber</w:t>
             </w:r>
           </w:p>
         </w:tc>
         <w:tc>
           <w:tcPr>
-            <w:tcW w:type="dxa" w:w="1776"/>
+            <w:tcW w:w="2352" w:type="dxa"/>
+            <w:shd w:val="clear" w:color="auto" w:fill="EAF2F7"/>
+            <w:vAlign w:val="center"/>
           </w:tcPr>
-          <w:p/>
+          <w:p>
+            <w:r>
+              <w:rPr>
+                <w:b w:val="0"/>
+              </w:rPr>
+            </w:r>
+          </w:p>
         </w:tc>
         <w:tc>
           <w:tcPr>
-            <w:tcW w:type="dxa" w:w="1776"/>
+            <w:tcW w:w="2352" w:type="dxa"/>
+            <w:shd w:val="clear" w:color="auto" w:fill="EAF2F7"/>
+            <w:vAlign w:val="center"/>
           </w:tcPr>
-          <w:p/>
+          <w:p>
+            <w:r>
+              <w:rPr>
+                <w:b w:val="0"/>
+              </w:rPr>
+            </w:r>
+          </w:p>
         </w:tc>
         <w:tc>
           <w:tcPr>
-            <w:tcW w:type="dxa" w:w="1776"/>
+            <w:tcW w:w="2352" w:type="dxa"/>
+            <w:shd w:val="clear" w:color="auto" w:fill="EAF2F7"/>
+            <w:vAlign w:val="center"/>
           </w:tcPr>
-          <w:p/>
+          <w:p>
+            <w:r>
+              <w:rPr>
+                <w:b w:val="0"/>
+              </w:rPr>
+            </w:r>
+          </w:p>
         </w:tc>
         <w:tc>
           <w:tcPr>
-            <w:tcW w:type="dxa" w:w="1776"/>
+            <w:tcW w:w="2352" w:type="dxa"/>
+            <w:shd w:val="clear" w:color="auto" w:fill="EAF2F7"/>
+            <w:vAlign w:val="center"/>
           </w:tcPr>
-          <w:p/>
+          <w:p>
+            <w:r>
+              <w:rPr>
+                <w:b w:val="0"/>
+              </w:rPr>
+            </w:r>
+          </w:p>
         </w:tc>
         <w:tc>
           <w:tcPr>
-            <w:tcW w:type="dxa" w:w="1776"/>
+            <w:tcW w:w="2352" w:type="dxa"/>
+            <w:shd w:val="clear" w:color="auto" w:fill="EAF2F7"/>
+            <w:vAlign w:val="center"/>
           </w:tcPr>
-          <w:p/>
+          <w:p>
+            <w:r>
+              <w:rPr>
+                <w:b w:val="0"/>
+              </w:rPr>
+            </w:r>
+          </w:p>
         </w:tc>
       </w:tr>
       <w:tr>
+        <w:trPr>
+          <w:trHeight w:val="490"/>
+        </w:trPr>
         <w:tc>
           <w:tcPr>
-            <w:tcW w:type="dxa" w:w="1776"/>
+            <w:tcW w:w="2352" w:type="dxa"/>
+            <w:vAlign w:val="center"/>
           </w:tcPr>
           <w:p>
             <w:r>
+              <w:rPr>
+                <w:b w:val="0"/>
+              </w:rPr>
               <w:t>Wireless</w:t>
             </w:r>
           </w:p>
         </w:tc>
         <w:tc>
           <w:tcPr>
-            <w:tcW w:type="dxa" w:w="1776"/>
+            <w:tcW w:w="2352" w:type="dxa"/>
+            <w:vAlign w:val="center"/>
           </w:tcPr>
-          <w:p/>
+          <w:p>
+            <w:r>
+              <w:rPr>
+                <w:b w:val="0"/>
+              </w:rPr>
+            </w:r>
+          </w:p>
         </w:tc>
         <w:tc>
           <w:tcPr>
-            <w:tcW w:type="dxa" w:w="1776"/>
+            <w:tcW w:w="2352" w:type="dxa"/>
+            <w:vAlign w:val="center"/>
           </w:tcPr>
-          <w:p/>
+          <w:p>
+            <w:r>
+              <w:rPr>
+                <w:b w:val="0"/>
+              </w:rPr>
+            </w:r>
+          </w:p>
         </w:tc>
         <w:tc>
           <w:tcPr>
-            <w:tcW w:type="dxa" w:w="1776"/>
+            <w:tcW w:w="2352" w:type="dxa"/>
+            <w:vAlign w:val="center"/>
           </w:tcPr>
-          <w:p/>
+          <w:p>
+            <w:r>
+              <w:rPr>
+                <w:b w:val="0"/>
+              </w:rPr>
+            </w:r>
+          </w:p>
         </w:tc>
         <w:tc>
           <w:tcPr>
-            <w:tcW w:type="dxa" w:w="1776"/>
+            <w:tcW w:w="2352" w:type="dxa"/>
+            <w:vAlign w:val="center"/>
           </w:tcPr>
-          <w:p/>
+          <w:p>
+            <w:r>
+              <w:rPr>
+                <w:b w:val="0"/>
+              </w:rPr>
+            </w:r>
+          </w:p>
         </w:tc>
         <w:tc>
           <w:tcPr>
-            <w:tcW w:type="dxa" w:w="1776"/>
+            <w:tcW w:w="2352" w:type="dxa"/>
+            <w:vAlign w:val="center"/>
           </w:tcPr>
-          <w:p/>
+          <w:p>
+            <w:r>
+              <w:rPr>
+                <w:b w:val="0"/>
+              </w:rPr>
+            </w:r>
+          </w:p>
         </w:tc>
       </w:tr>
     </w:tbl>
     <w:p>
+      <w:pPr>
+        <w:spacing w:after="200"/>
+        <w:rPr>
+          <w:i/>
+          <w:iCs/>
+        </w:rPr>
+      </w:pPr>
       <w:r>
+        <w:rPr>
+          <w:i/>
+          <w:iCs/>
+        </w:rPr>
         <w:t>Cite at least three scenario requirements.</w:t>
       </w:r>
     </w:p>
     <w:p>
       <w:r>
-        <w:t>________________________________________________________________________________</w:t>
+        <w:br/>
+      </w:r>
+    </w:p>
+    <w:p>
+      <w:r>
+        <w:br w:type="page"/>
       </w:r>
     </w:p>
     <w:p>
@@ -779,6 +1192,14 @@
       </w:pPr>
       <w:r>
         <w:t>Evidence (15)</w:t>
+      </w:r>
+      <w:r>
+        <w:t xml:space="preserve"/>
+      </w:r>
+    </w:p>
+    <w:p>
+      <w:r>
+        <w:t>Insert a readable photo or screenshot for each scenario:</w:t>
       </w:r>
     </w:p>
     <w:p>
@@ -791,11 +1212,15 @@
     </w:p>
     <w:p>
       <w:r>
-        <w:t>Pictured: Clean connector, power, and trace evidence.</w:t>
+        <w:t>Pictured: Clean power and trace evidence.</w:t>
       </w:r>
     </w:p>
     <w:p>
       <w:r>
+        <w:br/>
+        <w:br/>
+        <w:br/>
+        <w:br/>
         <w:br/>
         <w:br/>
         <w:br/>
@@ -806,16 +1231,20 @@
         <w:pStyle w:val="Heading2"/>
       </w:pPr>
       <w:r>
-        <w:t>Changed Event</w:t>
+        <w:t>Assigned Loss Case</w:t>
       </w:r>
     </w:p>
     <w:p>
       <w:r>
-        <w:t>Pictured: Before/after connector or bend loss.</w:t>
+        <w:t>Pictured: Before/after connector or bend evidence.</w:t>
       </w:r>
     </w:p>
     <w:p>
       <w:r>
+        <w:br/>
+        <w:br/>
+        <w:br/>
+        <w:br/>
         <w:br/>
         <w:br/>
         <w:br/>
@@ -839,6 +1268,15 @@
         <w:br/>
         <w:br/>
         <w:br/>
+        <w:br/>
+        <w:br/>
+        <w:br/>
+        <w:br/>
+      </w:r>
+    </w:p>
+    <w:p>
+      <w:r>
+        <w:br w:type="page"/>
       </w:r>
     </w:p>
     <w:p>
@@ -848,57 +1286,166 @@
       <w:r>
         <w:t>Conclusion (15)</w:t>
       </w:r>
+      <w:r>
+        <w:t xml:space="preserve"/>
+      </w:r>
     </w:p>
     <w:p>
+      <w:pPr>
+        <w:rPr>
+          <w:i/>
+          <w:iCs/>
+        </w:rPr>
+      </w:pPr>
       <w:r>
-        <w:t>Summarize the lab, then address each prompt:</w:t>
+        <w:rPr>
+          <w:i/>
+          <w:iCs/>
+        </w:rPr>
+        <w:t xml:space="preserve">Give a summary of what you did and learned. In addition, answer these questions:</w:t>
+      </w:r>
+      <w:r>
+        <w:rPr>
+          <w:i/>
+          <w:iCs/>
+        </w:rPr>
+        <w:t/>
+      </w:r>
+      <w:r>
+        <w:rPr>
+          <w:i/>
+          <w:iCs/>
+        </w:rPr>
+        <w:t xml:space="preserve"/>
+      </w:r>
+      <w:r>
+        <w:rPr>
+          <w:i/>
+          <w:iCs/>
+        </w:rPr>
+        <w:t xml:space="preserve"/>
+      </w:r>
+      <w:r>
+        <w:rPr>
+          <w:i/>
+          <w:iCs/>
+        </w:rPr>
+        <w:t/>
+      </w:r>
+      <w:r>
+        <w:rPr>
+          <w:i/>
+          <w:iCs/>
+        </w:rPr>
+        <w:t xml:space="preserve"/>
       </w:r>
     </w:p>
     <w:p>
       <w:pPr>
         <w:pStyle w:val="ListParagraph"/>
+        <w:numPr>
+          <w:ilvl w:val="0"/>
+          <w:numId w:val="10"/>
+        </w:numPr>
+        <w:rPr>
+          <w:i/>
+          <w:iCs/>
+        </w:rPr>
       </w:pPr>
       <w:r>
-        <w:t>How did changed loss affect received power and margin?</w:t>
+        <w:rPr>
+          <w:i/>
+          <w:iCs/>
+        </w:rPr>
+        <w:t xml:space="preserve">How did changed loss affect received power and margin?</w:t>
+      </w:r>
+      <w:r>
+        <w:rPr>
+          <w:i/>
+          <w:iCs/>
+        </w:rPr>
+        <w:t/>
       </w:r>
     </w:p>
     <w:p>
       <w:pPr>
         <w:pStyle w:val="ListParagraph"/>
+        <w:numPr>
+          <w:ilvl w:val="0"/>
+          <w:numId w:val="10"/>
+        </w:numPr>
+        <w:rPr>
+          <w:i/>
+          <w:iCs/>
+        </w:rPr>
       </w:pPr>
       <w:r>
-        <w:t>Which evidence distinguished connector, bend, and open events?</w:t>
+        <w:rPr>
+          <w:i/>
+          <w:iCs/>
+        </w:rPr>
+        <w:t xml:space="preserve">Which evidence distinguished connector, bend, and open events?</w:t>
+      </w:r>
+      <w:r>
+        <w:rPr>
+          <w:i/>
+          <w:iCs/>
+        </w:rPr>
+        <w:t/>
       </w:r>
     </w:p>
     <w:p>
       <w:pPr>
         <w:pStyle w:val="ListParagraph"/>
+        <w:numPr>
+          <w:ilvl w:val="0"/>
+          <w:numId w:val="10"/>
+        </w:numPr>
+        <w:rPr>
+          <w:i/>
+          <w:iCs/>
+        </w:rPr>
       </w:pPr>
       <w:r>
-        <w:t>What can the trace establish and what intent claim remains unsupported?</w:t>
+        <w:rPr>
+          <w:i/>
+          <w:iCs/>
+        </w:rPr>
+        <w:t xml:space="preserve">What can the trace establish and what intent claim remains unsupported?</w:t>
+      </w:r>
+      <w:r>
+        <w:rPr>
+          <w:i/>
+          <w:iCs/>
+        </w:rPr>
+        <w:t/>
       </w:r>
     </w:p>
     <w:p>
       <w:pPr>
         <w:pStyle w:val="ListParagraph"/>
+        <w:numPr>
+          <w:ilvl w:val="0"/>
+          <w:numId w:val="10"/>
+        </w:numPr>
+        <w:rPr>
+          <w:i/>
+          <w:iCs/>
+        </w:rPr>
       </w:pPr>
       <w:r>
-        <w:t>Why is the selected medium best for this scenario rather than universally best?</w:t>
+        <w:rPr>
+          <w:i/>
+          <w:iCs/>
+        </w:rPr>
+        <w:t xml:space="preserve">Why is the selected medium best for this scenario rather than universally best?</w:t>
       </w:r>
-    </w:p>
-    <w:p>
       <w:r>
-        <w:t>________________________________________________________________________________</w:t>
-      </w:r>
-    </w:p>
-    <w:p>
-      <w:r>
-        <w:t>________________________________________________________________________________</w:t>
-      </w:r>
-    </w:p>
-    <w:p>
-      <w:r>
-        <w:t>________________________________________________________________________________</w:t>
+        <w:rPr>
+          <w:i/>
+          <w:iCs/>
+        </w:rPr>
+        <w:t/>
       </w:r>
     </w:p>
     <w:sectPr>
@@ -1689,7 +2236,7 @@
   <w:style w:type="paragraph" w:default="1" w:styleId="Normal">
     <w:name w:val="Normal"/>
     <w:qFormat/>
-    <w:rsid w:val="0025644F"/>
+    <w:rsid w:val="009D2B7E"/>
     <w:pPr>
       <w:spacing w:after="80"/>
     </w:pPr>
